--- a/backend/apps/operaciones/templates/Proios_Cotizacion_Servicios_TEMPLATE_ES.docx
+++ b/backend/apps/operaciones/templates/Proios_Cotizacion_Servicios_TEMPLATE_ES.docx
@@ -187,21 +187,7 @@
               <w:rPr>
                 <w:rFonts w:ascii="Tahoma" w:hAnsi="Tahoma" w:cs="Tahoma"/>
               </w:rPr>
-              <w:t>At.: {{</w:t>
-            </w:r>
-            <w:proofErr w:type="spellStart"/>
-            <w:r>
-              <w:rPr>
-                <w:rFonts w:ascii="Tahoma" w:hAnsi="Tahoma" w:cs="Tahoma"/>
-              </w:rPr>
-              <w:t>atencion</w:t>
-            </w:r>
-            <w:proofErr w:type="spellEnd"/>
-            <w:r>
-              <w:rPr>
-                <w:rFonts w:ascii="Tahoma" w:hAnsi="Tahoma" w:cs="Tahoma"/>
-              </w:rPr>
-              <w:t>}}</w:t>
+              <w:t>At.: {{atencion}}</w:t>
             </w:r>
           </w:p>
         </w:tc>
@@ -241,189 +227,105 @@
                 <w:rFonts w:ascii="Tahoma" w:hAnsi="Tahoma" w:cs="Tahoma"/>
               </w:rPr>
             </w:pPr>
-            <w:proofErr w:type="spellStart"/>
-            <w:proofErr w:type="gramStart"/>
-            <w:r>
-              <w:rPr>
-                <w:rFonts w:ascii="Tahoma" w:hAnsi="Tahoma" w:cs="Tahoma"/>
-              </w:rPr>
-              <w:t>N.°</w:t>
-            </w:r>
-            <w:proofErr w:type="spellEnd"/>
-            <w:r>
-              <w:rPr>
-                <w:rFonts w:ascii="Tahoma" w:hAnsi="Tahoma" w:cs="Tahoma"/>
-              </w:rPr>
-              <w:t xml:space="preserve">  </w:t>
+            <w:r>
+              <w:rPr>
+                <w:rFonts w:ascii="Tahoma" w:hAnsi="Tahoma" w:cs="Tahoma"/>
+              </w:rPr>
+              <w:t xml:space="preserve">N.°  </w:t>
             </w:r>
             <w:r>
               <w:rPr>
                 <w:rFonts w:ascii="Tahoma" w:eastAsia="Consolas" w:hAnsi="Tahoma" w:cs="Tahoma"/>
               </w:rPr>
-              <w:t>{</w:t>
-            </w:r>
-            <w:proofErr w:type="gramEnd"/>
+              <w:t>{{ref}}</w:t>
+            </w:r>
+          </w:p>
+          <w:p>
+            <w:pPr>
+              <w:spacing w:after="20"/>
+              <w:rPr>
+                <w:rFonts w:ascii="Tahoma" w:hAnsi="Tahoma" w:cs="Tahoma"/>
+              </w:rPr>
+            </w:pPr>
+            <w:r>
+              <w:rPr>
+                <w:rFonts w:ascii="Tahoma" w:hAnsi="Tahoma" w:cs="Tahoma"/>
+              </w:rPr>
+              <w:t>Fecha  {{fecha}}</w:t>
+            </w:r>
+          </w:p>
+          <w:p>
+            <w:pPr>
+              <w:spacing w:after="20"/>
+              <w:rPr>
+                <w:rFonts w:ascii="Tahoma" w:hAnsi="Tahoma" w:cs="Tahoma"/>
+              </w:rPr>
+            </w:pPr>
+            <w:r>
+              <w:rPr>
+                <w:rFonts w:ascii="Tahoma" w:hAnsi="Tahoma" w:cs="Tahoma"/>
+              </w:rPr>
+              <w:t>Validez  {{validez}}</w:t>
+            </w:r>
+          </w:p>
+          <w:p>
+            <w:pPr>
+              <w:spacing w:after="20"/>
+              <w:rPr>
+                <w:rFonts w:ascii="Tahoma" w:hAnsi="Tahoma" w:cs="Tahoma"/>
+              </w:rPr>
+            </w:pPr>
+            <w:r>
+              <w:rPr>
+                <w:rFonts w:ascii="Tahoma" w:hAnsi="Tahoma" w:cs="Tahoma"/>
+              </w:rPr>
+              <w:t xml:space="preserve">Buque  </w:t>
+            </w:r>
             <w:r>
               <w:rPr>
                 <w:rFonts w:ascii="Tahoma" w:eastAsia="Consolas" w:hAnsi="Tahoma" w:cs="Tahoma"/>
               </w:rPr>
-              <w:t>{</w:t>
-            </w:r>
-            <w:proofErr w:type="spellStart"/>
+              <w:t>{{buque}}</w:t>
+            </w:r>
+          </w:p>
+          <w:p>
+            <w:pPr>
+              <w:spacing w:after="20"/>
+              <w:rPr>
+                <w:rFonts w:ascii="Tahoma" w:hAnsi="Tahoma" w:cs="Tahoma"/>
+              </w:rPr>
+            </w:pPr>
+            <w:r>
+              <w:rPr>
+                <w:rFonts w:ascii="Tahoma" w:hAnsi="Tahoma" w:cs="Tahoma"/>
+              </w:rPr>
+              <w:t xml:space="preserve">Ubicación  </w:t>
+            </w:r>
             <w:r>
               <w:rPr>
                 <w:rFonts w:ascii="Tahoma" w:eastAsia="Consolas" w:hAnsi="Tahoma" w:cs="Tahoma"/>
               </w:rPr>
-              <w:t>ref</w:t>
-            </w:r>
-            <w:proofErr w:type="spellEnd"/>
+              <w:t>{{ubicacion}}</w:t>
+            </w:r>
+          </w:p>
+          <w:p>
+            <w:pPr>
+              <w:spacing w:after="20"/>
+              <w:rPr>
+                <w:rFonts w:ascii="Tahoma" w:hAnsi="Tahoma" w:cs="Tahoma"/>
+              </w:rPr>
+            </w:pPr>
+            <w:r>
+              <w:rPr>
+                <w:rFonts w:ascii="Tahoma" w:hAnsi="Tahoma" w:cs="Tahoma"/>
+              </w:rPr>
+              <w:t xml:space="preserve">ETA  </w:t>
+            </w:r>
             <w:r>
               <w:rPr>
                 <w:rFonts w:ascii="Tahoma" w:eastAsia="Consolas" w:hAnsi="Tahoma" w:cs="Tahoma"/>
               </w:rPr>
-              <w:t>}}</w:t>
-            </w:r>
-          </w:p>
-          <w:p>
-            <w:pPr>
-              <w:spacing w:after="20"/>
-              <w:rPr>
-                <w:rFonts w:ascii="Tahoma" w:hAnsi="Tahoma" w:cs="Tahoma"/>
-              </w:rPr>
-            </w:pPr>
-            <w:proofErr w:type="gramStart"/>
-            <w:r>
-              <w:rPr>
-                <w:rFonts w:ascii="Tahoma" w:hAnsi="Tahoma" w:cs="Tahoma"/>
-              </w:rPr>
-              <w:t>Fecha  {</w:t>
-            </w:r>
-            <w:proofErr w:type="gramEnd"/>
-            <w:r>
-              <w:rPr>
-                <w:rFonts w:ascii="Tahoma" w:hAnsi="Tahoma" w:cs="Tahoma"/>
-              </w:rPr>
-              <w:t>{fecha}}</w:t>
-            </w:r>
-          </w:p>
-          <w:p>
-            <w:pPr>
-              <w:spacing w:after="20"/>
-              <w:rPr>
-                <w:rFonts w:ascii="Tahoma" w:hAnsi="Tahoma" w:cs="Tahoma"/>
-              </w:rPr>
-            </w:pPr>
-            <w:proofErr w:type="gramStart"/>
-            <w:r>
-              <w:rPr>
-                <w:rFonts w:ascii="Tahoma" w:hAnsi="Tahoma" w:cs="Tahoma"/>
-              </w:rPr>
-              <w:t>Validez  {</w:t>
-            </w:r>
-            <w:proofErr w:type="gramEnd"/>
-            <w:r>
-              <w:rPr>
-                <w:rFonts w:ascii="Tahoma" w:hAnsi="Tahoma" w:cs="Tahoma"/>
-              </w:rPr>
-              <w:t>{validez}}</w:t>
-            </w:r>
-          </w:p>
-          <w:p>
-            <w:pPr>
-              <w:spacing w:after="20"/>
-              <w:rPr>
-                <w:rFonts w:ascii="Tahoma" w:hAnsi="Tahoma" w:cs="Tahoma"/>
-              </w:rPr>
-            </w:pPr>
-            <w:proofErr w:type="gramStart"/>
-            <w:r>
-              <w:rPr>
-                <w:rFonts w:ascii="Tahoma" w:hAnsi="Tahoma" w:cs="Tahoma"/>
-              </w:rPr>
-              <w:t xml:space="preserve">Buque  </w:t>
-            </w:r>
-            <w:r>
-              <w:rPr>
-                <w:rFonts w:ascii="Tahoma" w:eastAsia="Consolas" w:hAnsi="Tahoma" w:cs="Tahoma"/>
-              </w:rPr>
-              <w:t>{</w:t>
-            </w:r>
-            <w:proofErr w:type="gramEnd"/>
-            <w:r>
-              <w:rPr>
-                <w:rFonts w:ascii="Tahoma" w:eastAsia="Consolas" w:hAnsi="Tahoma" w:cs="Tahoma"/>
-              </w:rPr>
-              <w:t>{buque}}</w:t>
-            </w:r>
-          </w:p>
-          <w:p>
-            <w:pPr>
-              <w:spacing w:after="20"/>
-              <w:rPr>
-                <w:rFonts w:ascii="Tahoma" w:hAnsi="Tahoma" w:cs="Tahoma"/>
-              </w:rPr>
-            </w:pPr>
-            <w:proofErr w:type="gramStart"/>
-            <w:r>
-              <w:rPr>
-                <w:rFonts w:ascii="Tahoma" w:hAnsi="Tahoma" w:cs="Tahoma"/>
-              </w:rPr>
-              <w:t xml:space="preserve">Ubicación  </w:t>
-            </w:r>
-            <w:r>
-              <w:rPr>
-                <w:rFonts w:ascii="Tahoma" w:eastAsia="Consolas" w:hAnsi="Tahoma" w:cs="Tahoma"/>
-              </w:rPr>
-              <w:t>{</w:t>
-            </w:r>
-            <w:proofErr w:type="gramEnd"/>
-            <w:r>
-              <w:rPr>
-                <w:rFonts w:ascii="Tahoma" w:eastAsia="Consolas" w:hAnsi="Tahoma" w:cs="Tahoma"/>
-              </w:rPr>
-              <w:t>{</w:t>
-            </w:r>
-            <w:proofErr w:type="spellStart"/>
-            <w:r>
-              <w:rPr>
-                <w:rFonts w:ascii="Tahoma" w:eastAsia="Consolas" w:hAnsi="Tahoma" w:cs="Tahoma"/>
-              </w:rPr>
-              <w:t>ubicacion</w:t>
-            </w:r>
-            <w:proofErr w:type="spellEnd"/>
-            <w:r>
-              <w:rPr>
-                <w:rFonts w:ascii="Tahoma" w:eastAsia="Consolas" w:hAnsi="Tahoma" w:cs="Tahoma"/>
-              </w:rPr>
-              <w:t>}}</w:t>
-            </w:r>
-          </w:p>
-          <w:p>
-            <w:pPr>
-              <w:spacing w:after="20"/>
-              <w:rPr>
-                <w:rFonts w:ascii="Tahoma" w:hAnsi="Tahoma" w:cs="Tahoma"/>
-              </w:rPr>
-            </w:pPr>
-            <w:proofErr w:type="gramStart"/>
-            <w:r>
-              <w:rPr>
-                <w:rFonts w:ascii="Tahoma" w:hAnsi="Tahoma" w:cs="Tahoma"/>
-              </w:rPr>
-              <w:t xml:space="preserve">ETA  </w:t>
-            </w:r>
-            <w:r>
-              <w:rPr>
-                <w:rFonts w:ascii="Tahoma" w:eastAsia="Consolas" w:hAnsi="Tahoma" w:cs="Tahoma"/>
-              </w:rPr>
-              <w:t>{</w:t>
-            </w:r>
-            <w:proofErr w:type="gramEnd"/>
-            <w:r>
-              <w:rPr>
-                <w:rFonts w:ascii="Tahoma" w:eastAsia="Consolas" w:hAnsi="Tahoma" w:cs="Tahoma"/>
-              </w:rPr>
-              <w:t>{eta}}</w:t>
+              <w:t>{{eta}}</w:t>
             </w:r>
           </w:p>
         </w:tc>
@@ -508,7 +410,6 @@
                 <w:rFonts w:ascii="Tahoma" w:hAnsi="Tahoma" w:cs="Tahoma"/>
               </w:rPr>
             </w:pPr>
-            <w:proofErr w:type="spellStart"/>
             <w:r>
               <w:rPr>
                 <w:rFonts w:ascii="Tahoma" w:hAnsi="Tahoma" w:cs="Tahoma"/>
@@ -529,7 +430,6 @@
               </w:rPr>
               <w:t>oción</w:t>
             </w:r>
-            <w:proofErr w:type="spellEnd"/>
           </w:p>
         </w:tc>
         <w:tc>
@@ -560,7 +460,7 @@
                 <w:sz w:val="17"/>
                 <w:szCs w:val="17"/>
               </w:rPr>
-              <w:t>Cantidad</w:t>
+              <w:t>Cant</w:t>
             </w:r>
           </w:p>
         </w:tc>
@@ -624,9 +524,30 @@
                 <w:sz w:val="17"/>
                 <w:szCs w:val="17"/>
               </w:rPr>
-              <w:t xml:space="preserve">Precio </w:t>
-            </w:r>
-            <w:proofErr w:type="spellStart"/>
+              <w:t>Precio Unit</w:t>
+            </w:r>
+          </w:p>
+        </w:tc>
+        <w:tc>
+          <w:tcPr>
+            <w:tcW w:w="1843" w:type="dxa"/>
+            <w:tcBorders>
+              <w:bottom w:val="single" w:sz="10" w:space="0" w:color="1394B1"/>
+            </w:tcBorders>
+            <w:tcMar>
+              <w:top w:w="70" w:type="dxa"/>
+              <w:left w:w="0" w:type="dxa"/>
+              <w:bottom w:w="70" w:type="dxa"/>
+              <w:right w:w="140" w:type="dxa"/>
+            </w:tcMar>
+          </w:tcPr>
+          <w:p>
+            <w:pPr>
+              <w:jc w:val="right"/>
+              <w:rPr>
+                <w:rFonts w:ascii="Tahoma" w:hAnsi="Tahoma" w:cs="Tahoma"/>
+              </w:rPr>
+            </w:pPr>
             <w:r>
               <w:rPr>
                 <w:rFonts w:ascii="Tahoma" w:hAnsi="Tahoma" w:cs="Tahoma"/>
@@ -635,39 +556,6 @@
                 <w:sz w:val="17"/>
                 <w:szCs w:val="17"/>
               </w:rPr>
-              <w:t>Unit</w:t>
-            </w:r>
-            <w:proofErr w:type="spellEnd"/>
-          </w:p>
-        </w:tc>
-        <w:tc>
-          <w:tcPr>
-            <w:tcW w:w="1843" w:type="dxa"/>
-            <w:tcBorders>
-              <w:bottom w:val="single" w:sz="10" w:space="0" w:color="1394B1"/>
-            </w:tcBorders>
-            <w:tcMar>
-              <w:top w:w="70" w:type="dxa"/>
-              <w:left w:w="0" w:type="dxa"/>
-              <w:bottom w:w="70" w:type="dxa"/>
-              <w:right w:w="140" w:type="dxa"/>
-            </w:tcMar>
-          </w:tcPr>
-          <w:p>
-            <w:pPr>
-              <w:jc w:val="right"/>
-              <w:rPr>
-                <w:rFonts w:ascii="Tahoma" w:hAnsi="Tahoma" w:cs="Tahoma"/>
-              </w:rPr>
-            </w:pPr>
-            <w:r>
-              <w:rPr>
-                <w:rFonts w:ascii="Tahoma" w:hAnsi="Tahoma" w:cs="Tahoma"/>
-                <w:b/>
-                <w:bCs/>
-                <w:sz w:val="17"/>
-                <w:szCs w:val="17"/>
-              </w:rPr>
               <w:t>Total</w:t>
             </w:r>
           </w:p>
@@ -806,25 +694,7 @@
                 <w:rFonts w:ascii="Tahoma" w:hAnsi="Tahoma" w:cs="Tahoma"/>
                 <w:lang w:val="en-GB"/>
               </w:rPr>
-              <w:t>{{</w:t>
-            </w:r>
-            <w:proofErr w:type="spellStart"/>
-            <w:proofErr w:type="gramStart"/>
-            <w:r>
-              <w:rPr>
-                <w:rFonts w:ascii="Tahoma" w:hAnsi="Tahoma" w:cs="Tahoma"/>
-                <w:lang w:val="en-GB"/>
-              </w:rPr>
-              <w:t>item.descripcion</w:t>
-            </w:r>
-            <w:proofErr w:type="spellEnd"/>
-            <w:proofErr w:type="gramEnd"/>
-            <w:r>
-              <w:rPr>
-                <w:rFonts w:ascii="Tahoma" w:hAnsi="Tahoma" w:cs="Tahoma"/>
-                <w:lang w:val="en-GB"/>
-              </w:rPr>
-              <w:t>}}</w:t>
+              <w:t>{{item.descripcion}}</w:t>
             </w:r>
           </w:p>
         </w:tc>
@@ -849,23 +719,7 @@
               <w:rPr>
                 <w:rFonts w:ascii="Tahoma" w:hAnsi="Tahoma" w:cs="Tahoma"/>
               </w:rPr>
-              <w:t>{{</w:t>
-            </w:r>
-            <w:proofErr w:type="spellStart"/>
-            <w:proofErr w:type="gramStart"/>
-            <w:r>
-              <w:rPr>
-                <w:rFonts w:ascii="Tahoma" w:hAnsi="Tahoma" w:cs="Tahoma"/>
-              </w:rPr>
-              <w:t>item.cantidad</w:t>
-            </w:r>
-            <w:proofErr w:type="spellEnd"/>
-            <w:proofErr w:type="gramEnd"/>
-            <w:r>
-              <w:rPr>
-                <w:rFonts w:ascii="Tahoma" w:hAnsi="Tahoma" w:cs="Tahoma"/>
-              </w:rPr>
-              <w:t>}}</w:t>
+              <w:t>{{item.cantidad}}</w:t>
             </w:r>
           </w:p>
         </w:tc>
@@ -890,23 +744,7 @@
               <w:rPr>
                 <w:rFonts w:ascii="Tahoma" w:hAnsi="Tahoma" w:cs="Tahoma"/>
               </w:rPr>
-              <w:t>{{</w:t>
-            </w:r>
-            <w:proofErr w:type="spellStart"/>
-            <w:proofErr w:type="gramStart"/>
-            <w:r>
-              <w:rPr>
-                <w:rFonts w:ascii="Tahoma" w:hAnsi="Tahoma" w:cs="Tahoma"/>
-              </w:rPr>
-              <w:t>item.unidad</w:t>
-            </w:r>
-            <w:proofErr w:type="spellEnd"/>
-            <w:proofErr w:type="gramEnd"/>
-            <w:r>
-              <w:rPr>
-                <w:rFonts w:ascii="Tahoma" w:hAnsi="Tahoma" w:cs="Tahoma"/>
-              </w:rPr>
-              <w:t>}}</w:t>
+              <w:t>{{item.unidad}}</w:t>
             </w:r>
           </w:p>
         </w:tc>
@@ -931,23 +769,7 @@
               <w:rPr>
                 <w:rFonts w:ascii="Tahoma" w:hAnsi="Tahoma" w:cs="Tahoma"/>
               </w:rPr>
-              <w:t>{{</w:t>
-            </w:r>
-            <w:proofErr w:type="spellStart"/>
-            <w:proofErr w:type="gramStart"/>
-            <w:r>
-              <w:rPr>
-                <w:rFonts w:ascii="Tahoma" w:hAnsi="Tahoma" w:cs="Tahoma"/>
-              </w:rPr>
-              <w:t>item.precio</w:t>
-            </w:r>
-            <w:proofErr w:type="spellEnd"/>
-            <w:proofErr w:type="gramEnd"/>
-            <w:r>
-              <w:rPr>
-                <w:rFonts w:ascii="Tahoma" w:hAnsi="Tahoma" w:cs="Tahoma"/>
-              </w:rPr>
-              <w:t>}}</w:t>
+              <w:t>{{item.precio}}</w:t>
             </w:r>
           </w:p>
         </w:tc>
@@ -973,23 +795,7 @@
               <w:rPr>
                 <w:rFonts w:ascii="Tahoma" w:hAnsi="Tahoma" w:cs="Tahoma"/>
               </w:rPr>
-              <w:t>{{</w:t>
-            </w:r>
-            <w:proofErr w:type="spellStart"/>
-            <w:proofErr w:type="gramStart"/>
-            <w:r>
-              <w:rPr>
-                <w:rFonts w:ascii="Tahoma" w:hAnsi="Tahoma" w:cs="Tahoma"/>
-              </w:rPr>
-              <w:t>item.importe</w:t>
-            </w:r>
-            <w:proofErr w:type="spellEnd"/>
-            <w:proofErr w:type="gramEnd"/>
-            <w:r>
-              <w:rPr>
-                <w:rFonts w:ascii="Tahoma" w:hAnsi="Tahoma" w:cs="Tahoma"/>
-              </w:rPr>
-              <w:t>}}</w:t>
+              <w:t>{{item.importe}}</w:t>
             </w:r>
           </w:p>
         </w:tc>
@@ -1110,43 +916,7 @@
                 <w:i/>
                 <w:iCs/>
               </w:rPr>
-              <w:t>{%</w:t>
-            </w:r>
-            <w:proofErr w:type="spellStart"/>
-            <w:r>
-              <w:rPr>
-                <w:rFonts w:ascii="Tahoma" w:hAnsi="Tahoma" w:cs="Tahoma"/>
-                <w:i/>
-                <w:iCs/>
-              </w:rPr>
-              <w:t>tr</w:t>
-            </w:r>
-            <w:proofErr w:type="spellEnd"/>
-            <w:r>
-              <w:rPr>
-                <w:rFonts w:ascii="Tahoma" w:hAnsi="Tahoma" w:cs="Tahoma"/>
-                <w:i/>
-                <w:iCs/>
-              </w:rPr>
-              <w:t xml:space="preserve"> </w:t>
-            </w:r>
-            <w:proofErr w:type="spellStart"/>
-            <w:r>
-              <w:rPr>
-                <w:rFonts w:ascii="Tahoma" w:hAnsi="Tahoma" w:cs="Tahoma"/>
-                <w:i/>
-                <w:iCs/>
-              </w:rPr>
-              <w:t>endfor</w:t>
-            </w:r>
-            <w:proofErr w:type="spellEnd"/>
-            <w:r>
-              <w:rPr>
-                <w:rFonts w:ascii="Tahoma" w:hAnsi="Tahoma" w:cs="Tahoma"/>
-                <w:i/>
-                <w:iCs/>
-              </w:rPr>
-              <w:t xml:space="preserve"> %}</w:t>
+              <w:t>{%tr endfor %}</w:t>
             </w:r>
           </w:p>
           <w:p>
@@ -1183,15 +953,7 @@
     </w:p>
     <w:p>
       <w:r>
-        <w:t xml:space="preserve">{%p </w:t>
-      </w:r>
-      <w:proofErr w:type="spellStart"/>
-      <w:r>
-        <w:t>if</w:t>
-      </w:r>
-      <w:proofErr w:type="spellEnd"/>
-      <w:r>
-        <w:t xml:space="preserve"> expensas %}</w:t>
+        <w:t>{%p if expensas %}</w:t>
       </w:r>
     </w:p>
     <w:tbl>
@@ -1425,7 +1187,6 @@
               </w:rPr>
               <w:t xml:space="preserve"> in </w:t>
             </w:r>
-            <w:proofErr w:type="spellStart"/>
             <w:r>
               <w:rPr>
                 <w:rFonts w:ascii="Tahoma" w:hAnsi="Tahoma" w:cs="Tahoma"/>
@@ -1435,7 +1196,6 @@
               </w:rPr>
               <w:t>expensas</w:t>
             </w:r>
-            <w:proofErr w:type="spellEnd"/>
             <w:r>
               <w:rPr>
                 <w:rFonts w:ascii="Tahoma" w:hAnsi="Tahoma" w:cs="Tahoma"/>
@@ -1553,8 +1313,6 @@
               </w:rPr>
               <w:t>{{</w:t>
             </w:r>
-            <w:proofErr w:type="spellStart"/>
-            <w:proofErr w:type="gramStart"/>
             <w:r>
               <w:rPr>
                 <w:rFonts w:ascii="Tahoma" w:hAnsi="Tahoma" w:cs="Tahoma"/>
@@ -1567,14 +1325,55 @@
                 <w:rFonts w:ascii="Tahoma" w:hAnsi="Tahoma" w:cs="Tahoma"/>
                 <w:lang w:val="en-GB"/>
               </w:rPr>
-              <w:t>.descripcion</w:t>
-            </w:r>
-            <w:proofErr w:type="spellEnd"/>
-            <w:proofErr w:type="gramEnd"/>
-            <w:r>
-              <w:rPr>
-                <w:rFonts w:ascii="Tahoma" w:hAnsi="Tahoma" w:cs="Tahoma"/>
-                <w:lang w:val="en-GB"/>
+              <w:t>.descripcion}}</w:t>
+            </w:r>
+          </w:p>
+        </w:tc>
+        <w:tc>
+          <w:tcPr>
+            <w:tcW w:w="850" w:type="dxa"/>
+            <w:tcMar>
+              <w:top w:w="70" w:type="dxa"/>
+              <w:left w:w="0" w:type="dxa"/>
+              <w:bottom w:w="70" w:type="dxa"/>
+              <w:right w:w="140" w:type="dxa"/>
+            </w:tcMar>
+          </w:tcPr>
+          <w:p>
+            <w:pPr>
+              <w:jc w:val="center"/>
+              <w:rPr>
+                <w:rFonts w:ascii="Tahoma" w:hAnsi="Tahoma" w:cs="Tahoma"/>
+                <w:u w:val="single"/>
+              </w:rPr>
+            </w:pPr>
+            <w:r>
+              <w:rPr>
+                <w:rFonts w:ascii="Tahoma" w:hAnsi="Tahoma" w:cs="Tahoma"/>
+              </w:rPr>
+              <w:t>{{</w:t>
+            </w:r>
+            <w:r>
+              <w:rPr>
+                <w:rFonts w:ascii="Tahoma" w:hAnsi="Tahoma" w:cs="Tahoma"/>
+              </w:rPr>
+              <w:t>exp</w:t>
+            </w:r>
+            <w:r>
+              <w:rPr>
+                <w:rFonts w:ascii="Tahoma" w:hAnsi="Tahoma" w:cs="Tahoma"/>
+              </w:rPr>
+              <w:t>.</w:t>
+            </w:r>
+            <w:r>
+              <w:rPr>
+                <w:rFonts w:ascii="Tahoma" w:hAnsi="Tahoma" w:cs="Tahoma"/>
+              </w:rPr>
+              <w:t>cantidad</w:t>
+            </w:r>
+            <w:r>
+              <w:rPr>
+                <w:rFonts w:ascii="Tahoma" w:hAnsi="Tahoma" w:cs="Tahoma"/>
               </w:rPr>
               <w:t>}}</w:t>
             </w:r>
@@ -1582,7 +1381,7 @@
         </w:tc>
         <w:tc>
           <w:tcPr>
-            <w:tcW w:w="850" w:type="dxa"/>
+            <w:tcW w:w="1276" w:type="dxa"/>
             <w:tcMar>
               <w:top w:w="70" w:type="dxa"/>
               <w:left w:w="0" w:type="dxa"/>
@@ -1595,6 +1394,80 @@
               <w:jc w:val="center"/>
               <w:rPr>
                 <w:rFonts w:ascii="Tahoma" w:hAnsi="Tahoma" w:cs="Tahoma"/>
+              </w:rPr>
+            </w:pPr>
+            <w:r>
+              <w:rPr>
+                <w:rFonts w:ascii="Tahoma" w:hAnsi="Tahoma" w:cs="Tahoma"/>
+              </w:rPr>
+              <w:t>{{</w:t>
+            </w:r>
+            <w:r>
+              <w:rPr>
+                <w:rFonts w:ascii="Tahoma" w:hAnsi="Tahoma" w:cs="Tahoma"/>
+              </w:rPr>
+              <w:t>exp</w:t>
+            </w:r>
+            <w:r>
+              <w:rPr>
+                <w:rFonts w:ascii="Tahoma" w:hAnsi="Tahoma" w:cs="Tahoma"/>
+              </w:rPr>
+              <w:t>.unidad}}</w:t>
+            </w:r>
+          </w:p>
+        </w:tc>
+        <w:tc>
+          <w:tcPr>
+            <w:tcW w:w="1701" w:type="dxa"/>
+            <w:tcMar>
+              <w:top w:w="70" w:type="dxa"/>
+              <w:left w:w="0" w:type="dxa"/>
+              <w:bottom w:w="70" w:type="dxa"/>
+              <w:right w:w="140" w:type="dxa"/>
+            </w:tcMar>
+          </w:tcPr>
+          <w:p>
+            <w:pPr>
+              <w:jc w:val="right"/>
+              <w:rPr>
+                <w:rFonts w:ascii="Tahoma" w:hAnsi="Tahoma" w:cs="Tahoma"/>
+              </w:rPr>
+            </w:pPr>
+            <w:r>
+              <w:rPr>
+                <w:rFonts w:ascii="Tahoma" w:hAnsi="Tahoma" w:cs="Tahoma"/>
+              </w:rPr>
+              <w:t>{{</w:t>
+            </w:r>
+            <w:r>
+              <w:rPr>
+                <w:rFonts w:ascii="Tahoma" w:hAnsi="Tahoma" w:cs="Tahoma"/>
+              </w:rPr>
+              <w:t>exp</w:t>
+            </w:r>
+            <w:r>
+              <w:rPr>
+                <w:rFonts w:ascii="Tahoma" w:hAnsi="Tahoma" w:cs="Tahoma"/>
+              </w:rPr>
+              <w:t>.precio}}</w:t>
+            </w:r>
+          </w:p>
+        </w:tc>
+        <w:tc>
+          <w:tcPr>
+            <w:tcW w:w="1843" w:type="dxa"/>
+            <w:tcMar>
+              <w:top w:w="70" w:type="dxa"/>
+              <w:left w:w="0" w:type="dxa"/>
+              <w:bottom w:w="70" w:type="dxa"/>
+              <w:right w:w="140" w:type="dxa"/>
+            </w:tcMar>
+          </w:tcPr>
+          <w:p>
+            <w:pPr>
+              <w:jc w:val="right"/>
+              <w:rPr>
+                <w:rFonts w:ascii="Tahoma" w:hAnsi="Tahoma" w:cs="Tahoma"/>
                 <w:u w:val="single"/>
               </w:rPr>
             </w:pPr>
@@ -1604,8 +1477,6 @@
               </w:rPr>
               <w:t>{{</w:t>
             </w:r>
-            <w:proofErr w:type="spellStart"/>
-            <w:proofErr w:type="gramStart"/>
             <w:r>
               <w:rPr>
                 <w:rFonts w:ascii="Tahoma" w:hAnsi="Tahoma" w:cs="Tahoma"/>
@@ -1616,163 +1487,7 @@
               <w:rPr>
                 <w:rFonts w:ascii="Tahoma" w:hAnsi="Tahoma" w:cs="Tahoma"/>
               </w:rPr>
-              <w:t>.</w:t>
-            </w:r>
-            <w:r>
-              <w:rPr>
-                <w:rFonts w:ascii="Tahoma" w:hAnsi="Tahoma" w:cs="Tahoma"/>
-              </w:rPr>
-              <w:t>cantidad</w:t>
-            </w:r>
-            <w:proofErr w:type="spellEnd"/>
-            <w:proofErr w:type="gramEnd"/>
-            <w:r>
-              <w:rPr>
-                <w:rFonts w:ascii="Tahoma" w:hAnsi="Tahoma" w:cs="Tahoma"/>
-              </w:rPr>
-              <w:t>}}</w:t>
-            </w:r>
-          </w:p>
-        </w:tc>
-        <w:tc>
-          <w:tcPr>
-            <w:tcW w:w="1276" w:type="dxa"/>
-            <w:tcMar>
-              <w:top w:w="70" w:type="dxa"/>
-              <w:left w:w="0" w:type="dxa"/>
-              <w:bottom w:w="70" w:type="dxa"/>
-              <w:right w:w="140" w:type="dxa"/>
-            </w:tcMar>
-          </w:tcPr>
-          <w:p>
-            <w:pPr>
-              <w:jc w:val="center"/>
-              <w:rPr>
-                <w:rFonts w:ascii="Tahoma" w:hAnsi="Tahoma" w:cs="Tahoma"/>
-              </w:rPr>
-            </w:pPr>
-            <w:r>
-              <w:rPr>
-                <w:rFonts w:ascii="Tahoma" w:hAnsi="Tahoma" w:cs="Tahoma"/>
-              </w:rPr>
-              <w:t>{{</w:t>
-            </w:r>
-            <w:proofErr w:type="spellStart"/>
-            <w:proofErr w:type="gramStart"/>
-            <w:r>
-              <w:rPr>
-                <w:rFonts w:ascii="Tahoma" w:hAnsi="Tahoma" w:cs="Tahoma"/>
-              </w:rPr>
-              <w:t>exp</w:t>
-            </w:r>
-            <w:r>
-              <w:rPr>
-                <w:rFonts w:ascii="Tahoma" w:hAnsi="Tahoma" w:cs="Tahoma"/>
-              </w:rPr>
-              <w:t>.unidad</w:t>
-            </w:r>
-            <w:proofErr w:type="spellEnd"/>
-            <w:proofErr w:type="gramEnd"/>
-            <w:r>
-              <w:rPr>
-                <w:rFonts w:ascii="Tahoma" w:hAnsi="Tahoma" w:cs="Tahoma"/>
-              </w:rPr>
-              <w:t>}}</w:t>
-            </w:r>
-          </w:p>
-        </w:tc>
-        <w:tc>
-          <w:tcPr>
-            <w:tcW w:w="1701" w:type="dxa"/>
-            <w:tcMar>
-              <w:top w:w="70" w:type="dxa"/>
-              <w:left w:w="0" w:type="dxa"/>
-              <w:bottom w:w="70" w:type="dxa"/>
-              <w:right w:w="140" w:type="dxa"/>
-            </w:tcMar>
-          </w:tcPr>
-          <w:p>
-            <w:pPr>
-              <w:jc w:val="right"/>
-              <w:rPr>
-                <w:rFonts w:ascii="Tahoma" w:hAnsi="Tahoma" w:cs="Tahoma"/>
-              </w:rPr>
-            </w:pPr>
-            <w:r>
-              <w:rPr>
-                <w:rFonts w:ascii="Tahoma" w:hAnsi="Tahoma" w:cs="Tahoma"/>
-              </w:rPr>
-              <w:t>{{</w:t>
-            </w:r>
-            <w:proofErr w:type="spellStart"/>
-            <w:proofErr w:type="gramStart"/>
-            <w:r>
-              <w:rPr>
-                <w:rFonts w:ascii="Tahoma" w:hAnsi="Tahoma" w:cs="Tahoma"/>
-              </w:rPr>
-              <w:t>exp</w:t>
-            </w:r>
-            <w:r>
-              <w:rPr>
-                <w:rFonts w:ascii="Tahoma" w:hAnsi="Tahoma" w:cs="Tahoma"/>
-              </w:rPr>
-              <w:t>.precio</w:t>
-            </w:r>
-            <w:proofErr w:type="spellEnd"/>
-            <w:proofErr w:type="gramEnd"/>
-            <w:r>
-              <w:rPr>
-                <w:rFonts w:ascii="Tahoma" w:hAnsi="Tahoma" w:cs="Tahoma"/>
-              </w:rPr>
-              <w:t>}}</w:t>
-            </w:r>
-          </w:p>
-        </w:tc>
-        <w:tc>
-          <w:tcPr>
-            <w:tcW w:w="1843" w:type="dxa"/>
-            <w:tcMar>
-              <w:top w:w="70" w:type="dxa"/>
-              <w:left w:w="0" w:type="dxa"/>
-              <w:bottom w:w="70" w:type="dxa"/>
-              <w:right w:w="140" w:type="dxa"/>
-            </w:tcMar>
-          </w:tcPr>
-          <w:p>
-            <w:pPr>
-              <w:jc w:val="right"/>
-              <w:rPr>
-                <w:rFonts w:ascii="Tahoma" w:hAnsi="Tahoma" w:cs="Tahoma"/>
-                <w:u w:val="single"/>
-              </w:rPr>
-            </w:pPr>
-            <w:r>
-              <w:rPr>
-                <w:rFonts w:ascii="Tahoma" w:hAnsi="Tahoma" w:cs="Tahoma"/>
-              </w:rPr>
-              <w:t>{{</w:t>
-            </w:r>
-            <w:proofErr w:type="spellStart"/>
-            <w:proofErr w:type="gramStart"/>
-            <w:r>
-              <w:rPr>
-                <w:rFonts w:ascii="Tahoma" w:hAnsi="Tahoma" w:cs="Tahoma"/>
-              </w:rPr>
-              <w:t>exp</w:t>
-            </w:r>
-            <w:r>
-              <w:rPr>
-                <w:rFonts w:ascii="Tahoma" w:hAnsi="Tahoma" w:cs="Tahoma"/>
-              </w:rPr>
-              <w:t>.importe</w:t>
-            </w:r>
-            <w:proofErr w:type="spellEnd"/>
-            <w:proofErr w:type="gramEnd"/>
-            <w:r>
-              <w:rPr>
-                <w:rFonts w:ascii="Tahoma" w:hAnsi="Tahoma" w:cs="Tahoma"/>
-              </w:rPr>
-              <w:t>}}</w:t>
+              <w:t>.importe}}</w:t>
             </w:r>
           </w:p>
         </w:tc>
@@ -1893,43 +1608,7 @@
                 <w:i/>
                 <w:iCs/>
               </w:rPr>
-              <w:t>{%</w:t>
-            </w:r>
-            <w:proofErr w:type="spellStart"/>
-            <w:r>
-              <w:rPr>
-                <w:rFonts w:ascii="Tahoma" w:hAnsi="Tahoma" w:cs="Tahoma"/>
-                <w:i/>
-                <w:iCs/>
-              </w:rPr>
-              <w:t>tr</w:t>
-            </w:r>
-            <w:proofErr w:type="spellEnd"/>
-            <w:r>
-              <w:rPr>
-                <w:rFonts w:ascii="Tahoma" w:hAnsi="Tahoma" w:cs="Tahoma"/>
-                <w:i/>
-                <w:iCs/>
-              </w:rPr>
-              <w:t xml:space="preserve"> </w:t>
-            </w:r>
-            <w:proofErr w:type="spellStart"/>
-            <w:r>
-              <w:rPr>
-                <w:rFonts w:ascii="Tahoma" w:hAnsi="Tahoma" w:cs="Tahoma"/>
-                <w:i/>
-                <w:iCs/>
-              </w:rPr>
-              <w:t>endfor</w:t>
-            </w:r>
-            <w:proofErr w:type="spellEnd"/>
-            <w:r>
-              <w:rPr>
-                <w:rFonts w:ascii="Tahoma" w:hAnsi="Tahoma" w:cs="Tahoma"/>
-                <w:i/>
-                <w:iCs/>
-              </w:rPr>
-              <w:t xml:space="preserve"> %}</w:t>
+              <w:t>{%tr endfor %}</w:t>
             </w:r>
           </w:p>
           <w:p>
@@ -1958,43 +1637,14 @@
         <w:spacing w:before="240" w:after="90"/>
       </w:pPr>
       <w:r>
-        <w:t xml:space="preserve">{%p </w:t>
+        <w:t>{%p endif %}</w:t>
       </w:r>
-      <w:proofErr w:type="spellStart"/>
-      <w:r>
-        <w:t>endif</w:t>
-      </w:r>
-      <w:proofErr w:type="spellEnd"/>
-      <w:r>
-        <w:t xml:space="preserve"> %}</w:t>
-      </w:r>
-    </w:p>
-    <w:p>
-      <w:pPr>
-        <w:keepNext/>
-        <w:keepLines/>
-        <w:spacing w:before="240" w:after="90"/>
-      </w:pPr>
-    </w:p>
-    <w:p>
-      <w:pPr>
-        <w:keepNext/>
-        <w:keepLines/>
-        <w:spacing w:before="240" w:after="90"/>
-        <w:rPr>
-          <w:rFonts w:ascii="Tahoma" w:hAnsi="Tahoma" w:cs="Tahoma"/>
-          <w:b/>
-          <w:bCs/>
-          <w:sz w:val="16"/>
-          <w:szCs w:val="16"/>
-        </w:rPr>
-      </w:pPr>
     </w:p>
     <w:tbl>
       <w:tblPr>
         <w:tblpPr w:leftFromText="141" w:rightFromText="141" w:vertAnchor="text" w:horzAnchor="margin" w:tblpXSpec="right" w:tblpY="-91"/>
         <w:tblOverlap w:val="never"/>
-        <w:tblW w:w="3000" w:type="dxa"/>
+        <w:tblW w:w="3686" w:type="dxa"/>
         <w:tblCellMar>
           <w:left w:w="10" w:type="dxa"/>
           <w:right w:w="10" w:type="dxa"/>
@@ -2002,8 +1652,8 @@
         <w:tblLook w:val="04A0" w:firstRow="1" w:lastRow="0" w:firstColumn="1" w:lastColumn="0" w:noHBand="0" w:noVBand="1"/>
       </w:tblPr>
       <w:tblGrid>
-        <w:gridCol w:w="1424"/>
-        <w:gridCol w:w="1576"/>
+        <w:gridCol w:w="1701"/>
+        <w:gridCol w:w="1985"/>
       </w:tblGrid>
       <w:tr>
         <w:trPr>
@@ -2011,18 +1661,43 @@
         </w:trPr>
         <w:tc>
           <w:tcPr>
-            <w:tcW w:w="1424" w:type="dxa"/>
-            <w:tcMar>
-              <w:top w:w="70" w:type="dxa"/>
-              <w:left w:w="0" w:type="dxa"/>
-              <w:bottom w:w="70" w:type="dxa"/>
-              <w:right w:w="140" w:type="dxa"/>
-            </w:tcMar>
-          </w:tcPr>
-          <w:p>
-            <w:pPr>
-              <w:keepNext/>
-              <w:keepLines/>
+            <w:tcW w:w="1701" w:type="dxa"/>
+            <w:tcMar>
+              <w:top w:w="70" w:type="dxa"/>
+              <w:left w:w="0" w:type="dxa"/>
+              <w:bottom w:w="70" w:type="dxa"/>
+              <w:right w:w="140" w:type="dxa"/>
+            </w:tcMar>
+          </w:tcPr>
+          <w:p>
+            <w:pPr>
+              <w:widowControl w:val="0"/>
+              <w:rPr>
+                <w:rFonts w:ascii="Tahoma" w:hAnsi="Tahoma" w:cs="Tahoma"/>
+              </w:rPr>
+            </w:pPr>
+            <w:r>
+              <w:rPr>
+                <w:rFonts w:ascii="Tahoma" w:hAnsi="Tahoma" w:cs="Tahoma"/>
+              </w:rPr>
+              <w:lastRenderedPageBreak/>
+              <w:t>IVA</w:t>
+            </w:r>
+          </w:p>
+        </w:tc>
+        <w:tc>
+          <w:tcPr>
+            <w:tcW w:w="1985" w:type="dxa"/>
+            <w:tcMar>
+              <w:top w:w="70" w:type="dxa"/>
+              <w:left w:w="0" w:type="dxa"/>
+              <w:bottom w:w="70" w:type="dxa"/>
+              <w:right w:w="140" w:type="dxa"/>
+            </w:tcMar>
+          </w:tcPr>
+          <w:p>
+            <w:pPr>
+              <w:widowControl w:val="0"/>
               <w:jc w:val="right"/>
               <w:rPr>
                 <w:rFonts w:ascii="Tahoma" w:hAnsi="Tahoma" w:cs="Tahoma"/>
@@ -2031,51 +1706,8 @@
             <w:r>
               <w:rPr>
                 <w:rFonts w:ascii="Tahoma" w:hAnsi="Tahoma" w:cs="Tahoma"/>
-                <w:sz w:val="19"/>
-                <w:szCs w:val="19"/>
-              </w:rPr>
-              <w:t>VAT</w:t>
-            </w:r>
-          </w:p>
-        </w:tc>
-        <w:tc>
-          <w:tcPr>
-            <w:tcW w:w="1576" w:type="dxa"/>
-            <w:tcMar>
-              <w:top w:w="70" w:type="dxa"/>
-              <w:left w:w="0" w:type="dxa"/>
-              <w:bottom w:w="70" w:type="dxa"/>
-              <w:right w:w="140" w:type="dxa"/>
-            </w:tcMar>
-          </w:tcPr>
-          <w:p>
-            <w:pPr>
-              <w:keepNext/>
-              <w:keepLines/>
-              <w:jc w:val="right"/>
-              <w:rPr>
-                <w:rFonts w:ascii="Tahoma" w:hAnsi="Tahoma" w:cs="Tahoma"/>
-              </w:rPr>
-            </w:pPr>
-            <w:r>
-              <w:rPr>
-                <w:rFonts w:ascii="Tahoma" w:hAnsi="Tahoma" w:cs="Tahoma"/>
-              </w:rPr>
-              <w:t>{{</w:t>
-            </w:r>
-            <w:proofErr w:type="spellStart"/>
-            <w:r>
-              <w:rPr>
-                <w:rFonts w:ascii="Tahoma" w:hAnsi="Tahoma" w:cs="Tahoma"/>
-              </w:rPr>
-              <w:t>iva</w:t>
-            </w:r>
-            <w:proofErr w:type="spellEnd"/>
-            <w:r>
-              <w:rPr>
-                <w:rFonts w:ascii="Tahoma" w:hAnsi="Tahoma" w:cs="Tahoma"/>
-              </w:rPr>
-              <w:t>}}</w:t>
+              </w:rPr>
+              <w:t>{{iva}}</w:t>
             </w:r>
           </w:p>
         </w:tc>
@@ -2086,92 +1718,61 @@
         </w:trPr>
         <w:tc>
           <w:tcPr>
-            <w:tcW w:w="1424" w:type="dxa"/>
-            <w:tcBorders>
-              <w:top w:val="single" w:sz="12" w:space="0" w:color="1394B1"/>
-            </w:tcBorders>
-            <w:tcMar>
-              <w:top w:w="70" w:type="dxa"/>
-              <w:left w:w="0" w:type="dxa"/>
-              <w:bottom w:w="70" w:type="dxa"/>
-              <w:right w:w="140" w:type="dxa"/>
-            </w:tcMar>
-          </w:tcPr>
-          <w:p>
-            <w:pPr>
-              <w:keepNext/>
-              <w:keepLines/>
+            <w:tcW w:w="1701" w:type="dxa"/>
+            <w:tcMar>
+              <w:top w:w="70" w:type="dxa"/>
+              <w:left w:w="0" w:type="dxa"/>
+              <w:bottom w:w="70" w:type="dxa"/>
+              <w:right w:w="140" w:type="dxa"/>
+            </w:tcMar>
+          </w:tcPr>
+          <w:p>
+            <w:pPr>
+              <w:widowControl w:val="0"/>
+              <w:rPr>
+                <w:rFonts w:ascii="Tahoma" w:hAnsi="Tahoma" w:cs="Tahoma"/>
+              </w:rPr>
+            </w:pPr>
+            <w:r>
+              <w:rPr>
+                <w:rFonts w:ascii="Tahoma" w:hAnsi="Tahoma" w:cs="Tahoma"/>
+              </w:rPr>
+              <w:t xml:space="preserve">{%tr if </w:t>
+            </w:r>
+            <w:r>
+              <w:rPr>
+                <w:rFonts w:ascii="Tahoma" w:hAnsi="Tahoma" w:cs="Tahoma"/>
+              </w:rPr>
+              <w:t>has_discount</w:t>
+            </w:r>
+            <w:r>
+              <w:rPr>
+                <w:rFonts w:ascii="Tahoma" w:hAnsi="Tahoma" w:cs="Tahoma"/>
+              </w:rPr>
+              <w:t>%}</w:t>
+            </w:r>
+          </w:p>
+        </w:tc>
+        <w:tc>
+          <w:tcPr>
+            <w:tcW w:w="1985" w:type="dxa"/>
+            <w:tcMar>
+              <w:top w:w="70" w:type="dxa"/>
+              <w:left w:w="0" w:type="dxa"/>
+              <w:bottom w:w="70" w:type="dxa"/>
+              <w:right w:w="140" w:type="dxa"/>
+            </w:tcMar>
+          </w:tcPr>
+          <w:p>
+            <w:pPr>
+              <w:widowControl w:val="0"/>
               <w:jc w:val="right"/>
               <w:rPr>
                 <w:rFonts w:ascii="Tahoma" w:hAnsi="Tahoma" w:cs="Tahoma"/>
-              </w:rPr>
-            </w:pPr>
-            <w:r>
-              <w:rPr>
-                <w:rFonts w:ascii="Tahoma" w:hAnsi="Tahoma" w:cs="Tahoma"/>
-                <w:b/>
-                <w:bCs/>
                 <w:sz w:val="22"/>
                 <w:szCs w:val="22"/>
               </w:rPr>
-              <w:t>TOTAL</w:t>
-            </w:r>
-          </w:p>
-        </w:tc>
-        <w:tc>
-          <w:tcPr>
-            <w:tcW w:w="1576" w:type="dxa"/>
-            <w:tcBorders>
-              <w:top w:val="single" w:sz="12" w:space="0" w:color="1394B1"/>
-            </w:tcBorders>
-            <w:tcMar>
-              <w:top w:w="70" w:type="dxa"/>
-              <w:left w:w="0" w:type="dxa"/>
-              <w:bottom w:w="70" w:type="dxa"/>
-              <w:right w:w="140" w:type="dxa"/>
-            </w:tcMar>
-          </w:tcPr>
-          <w:p>
-            <w:pPr>
-              <w:keepNext/>
-              <w:keepLines/>
-              <w:jc w:val="right"/>
-              <w:rPr>
-                <w:rFonts w:ascii="Tahoma" w:hAnsi="Tahoma" w:cs="Tahoma"/>
-              </w:rPr>
-            </w:pPr>
-            <w:r>
-              <w:rPr>
-                <w:rFonts w:ascii="Tahoma" w:hAnsi="Tahoma" w:cs="Tahoma"/>
-                <w:b/>
-                <w:bCs/>
-                <w:sz w:val="22"/>
-                <w:szCs w:val="22"/>
-              </w:rPr>
-              <w:t xml:space="preserve">        {{moneda</w:t>
-            </w:r>
-            <w:proofErr w:type="gramStart"/>
-            <w:r>
-              <w:rPr>
-                <w:rFonts w:ascii="Tahoma" w:hAnsi="Tahoma" w:cs="Tahoma"/>
-                <w:b/>
-                <w:bCs/>
-                <w:sz w:val="22"/>
-                <w:szCs w:val="22"/>
-              </w:rPr>
-              <w:t xml:space="preserve">}}   </w:t>
-            </w:r>
-            <w:proofErr w:type="gramEnd"/>
-            <w:r>
-              <w:rPr>
-                <w:rFonts w:ascii="Tahoma" w:hAnsi="Tahoma" w:cs="Tahoma"/>
-                <w:b/>
-                <w:bCs/>
-                <w:sz w:val="22"/>
-                <w:szCs w:val="22"/>
-              </w:rPr>
-              <w:t xml:space="preserve">                                                                                                                  {{total}}</w:t>
-            </w:r>
+            </w:pPr>
           </w:p>
         </w:tc>
       </w:tr>
@@ -2181,35 +1782,232 @@
         </w:trPr>
         <w:tc>
           <w:tcPr>
-            <w:tcW w:w="1424" w:type="dxa"/>
+            <w:tcW w:w="1701" w:type="dxa"/>
+            <w:tcMar>
+              <w:top w:w="70" w:type="dxa"/>
+              <w:left w:w="0" w:type="dxa"/>
+              <w:bottom w:w="70" w:type="dxa"/>
+              <w:right w:w="140" w:type="dxa"/>
+            </w:tcMar>
+          </w:tcPr>
+          <w:p>
+            <w:pPr>
+              <w:widowControl w:val="0"/>
+              <w:rPr>
+                <w:rFonts w:ascii="Tahoma" w:hAnsi="Tahoma" w:cs="Tahoma"/>
+                <w:sz w:val="19"/>
+                <w:szCs w:val="19"/>
+              </w:rPr>
+            </w:pPr>
+            <w:r>
+              <w:rPr>
+                <w:rFonts w:ascii="Tahoma" w:hAnsi="Tahoma" w:cs="Tahoma"/>
+              </w:rPr>
+              <w:t>Descuento</w:t>
+            </w:r>
+          </w:p>
+        </w:tc>
+        <w:tc>
+          <w:tcPr>
+            <w:tcW w:w="1985" w:type="dxa"/>
+            <w:tcMar>
+              <w:top w:w="70" w:type="dxa"/>
+              <w:left w:w="0" w:type="dxa"/>
+              <w:bottom w:w="70" w:type="dxa"/>
+              <w:right w:w="140" w:type="dxa"/>
+            </w:tcMar>
+          </w:tcPr>
+          <w:p>
+            <w:pPr>
+              <w:widowControl w:val="0"/>
+              <w:jc w:val="right"/>
+              <w:rPr>
+                <w:rFonts w:ascii="Tahoma" w:hAnsi="Tahoma" w:cs="Tahoma"/>
+              </w:rPr>
+            </w:pPr>
+            <w:r>
+              <w:rPr>
+                <w:rFonts w:ascii="Tahoma" w:hAnsi="Tahoma" w:cs="Tahoma"/>
+                <w:sz w:val="22"/>
+                <w:szCs w:val="22"/>
+              </w:rPr>
+              <w:t>{{off</w:t>
+            </w:r>
+            <w:r>
+              <w:rPr>
+                <w:rFonts w:ascii="Tahoma" w:hAnsi="Tahoma" w:cs="Tahoma"/>
+                <w:sz w:val="22"/>
+                <w:szCs w:val="22"/>
+              </w:rPr>
+              <w:t>}}</w:t>
+            </w:r>
+            <w:r>
+              <w:rPr>
+                <w:rFonts w:ascii="Tahoma" w:hAnsi="Tahoma" w:cs="Tahoma"/>
+                <w:sz w:val="22"/>
+                <w:szCs w:val="22"/>
+              </w:rPr>
+              <w:t xml:space="preserve"> </w:t>
+            </w:r>
+          </w:p>
+        </w:tc>
+      </w:tr>
+      <w:tr>
+        <w:trPr>
+          <w:cantSplit/>
+        </w:trPr>
+        <w:tc>
+          <w:tcPr>
+            <w:tcW w:w="1701" w:type="dxa"/>
+            <w:tcMar>
+              <w:top w:w="70" w:type="dxa"/>
+              <w:left w:w="0" w:type="dxa"/>
+              <w:bottom w:w="70" w:type="dxa"/>
+              <w:right w:w="140" w:type="dxa"/>
+            </w:tcMar>
+          </w:tcPr>
+          <w:p>
+            <w:pPr>
+              <w:widowControl w:val="0"/>
+              <w:rPr>
+                <w:rFonts w:ascii="Tahoma" w:hAnsi="Tahoma" w:cs="Tahoma"/>
+              </w:rPr>
+            </w:pPr>
+            <w:r>
+              <w:rPr>
+                <w:rFonts w:ascii="Tahoma" w:hAnsi="Tahoma" w:cs="Tahoma"/>
+                <w:sz w:val="22"/>
+                <w:szCs w:val="22"/>
+              </w:rPr>
+              <w:t>{%tr endif%}</w:t>
+            </w:r>
+          </w:p>
+        </w:tc>
+        <w:tc>
+          <w:tcPr>
+            <w:tcW w:w="1985" w:type="dxa"/>
+            <w:tcMar>
+              <w:top w:w="70" w:type="dxa"/>
+              <w:left w:w="0" w:type="dxa"/>
+              <w:bottom w:w="70" w:type="dxa"/>
+              <w:right w:w="140" w:type="dxa"/>
+            </w:tcMar>
+          </w:tcPr>
+          <w:p>
+            <w:pPr>
+              <w:widowControl w:val="0"/>
+              <w:jc w:val="right"/>
+              <w:rPr>
+                <w:rFonts w:ascii="Tahoma" w:hAnsi="Tahoma" w:cs="Tahoma"/>
+                <w:sz w:val="22"/>
+                <w:szCs w:val="22"/>
+              </w:rPr>
+            </w:pPr>
+          </w:p>
+        </w:tc>
+      </w:tr>
+      <w:tr>
+        <w:trPr>
+          <w:cantSplit/>
+        </w:trPr>
+        <w:tc>
+          <w:tcPr>
+            <w:tcW w:w="1701" w:type="dxa"/>
             <w:tcBorders>
               <w:top w:val="single" w:sz="12" w:space="0" w:color="1394B1"/>
             </w:tcBorders>
             <w:tcMar>
-              <w:top w:w="90" w:type="dxa"/>
-              <w:left w:w="0" w:type="dxa"/>
-              <w:bottom w:w="70" w:type="dxa"/>
-              <w:right w:w="140" w:type="dxa"/>
-            </w:tcMar>
-          </w:tcPr>
-          <w:p>
-            <w:pPr>
-              <w:keepNext/>
-              <w:keepLines/>
-              <w:jc w:val="right"/>
-              <w:rPr>
-                <w:rFonts w:ascii="Tahoma" w:hAnsi="Tahoma" w:cs="Tahoma"/>
-              </w:rPr>
-            </w:pPr>
-          </w:p>
-        </w:tc>
-        <w:tc>
-          <w:tcPr>
-            <w:tcW w:w="1576" w:type="dxa"/>
+              <w:top w:w="70" w:type="dxa"/>
+              <w:left w:w="0" w:type="dxa"/>
+              <w:bottom w:w="70" w:type="dxa"/>
+              <w:right w:w="140" w:type="dxa"/>
+            </w:tcMar>
+          </w:tcPr>
+          <w:p>
+            <w:pPr>
+              <w:widowControl w:val="0"/>
+              <w:rPr>
+                <w:rFonts w:ascii="Tahoma" w:hAnsi="Tahoma" w:cs="Tahoma"/>
+              </w:rPr>
+            </w:pPr>
+            <w:r>
+              <w:rPr>
+                <w:rFonts w:ascii="Tahoma" w:hAnsi="Tahoma" w:cs="Tahoma"/>
+                <w:b/>
+                <w:bCs/>
+                <w:sz w:val="22"/>
+                <w:szCs w:val="22"/>
+              </w:rPr>
+              <w:t>TOTAL</w:t>
+            </w:r>
+          </w:p>
+        </w:tc>
+        <w:tc>
+          <w:tcPr>
+            <w:tcW w:w="1985" w:type="dxa"/>
             <w:tcBorders>
               <w:top w:val="single" w:sz="12" w:space="0" w:color="1394B1"/>
             </w:tcBorders>
             <w:tcMar>
+              <w:top w:w="70" w:type="dxa"/>
+              <w:left w:w="0" w:type="dxa"/>
+              <w:bottom w:w="70" w:type="dxa"/>
+              <w:right w:w="140" w:type="dxa"/>
+            </w:tcMar>
+          </w:tcPr>
+          <w:p>
+            <w:pPr>
+              <w:keepLines/>
+              <w:widowControl w:val="0"/>
+              <w:jc w:val="right"/>
+              <w:rPr>
+                <w:rFonts w:ascii="Tahoma" w:hAnsi="Tahoma" w:cs="Tahoma"/>
+              </w:rPr>
+            </w:pPr>
+            <w:r>
+              <w:rPr>
+                <w:rFonts w:ascii="Tahoma" w:hAnsi="Tahoma" w:cs="Tahoma"/>
+                <w:b/>
+                <w:bCs/>
+                <w:sz w:val="22"/>
+                <w:szCs w:val="22"/>
+              </w:rPr>
+              <w:t>{{moneda}}</w:t>
+            </w:r>
+            <w:r>
+              <w:rPr>
+                <w:rFonts w:ascii="Tahoma" w:hAnsi="Tahoma" w:cs="Tahoma"/>
+                <w:b/>
+                <w:bCs/>
+                <w:sz w:val="22"/>
+                <w:szCs w:val="22"/>
+              </w:rPr>
+              <w:t xml:space="preserve"> </w:t>
+            </w:r>
+            <w:r>
+              <w:rPr>
+                <w:rFonts w:ascii="Tahoma" w:hAnsi="Tahoma" w:cs="Tahoma"/>
+                <w:b/>
+                <w:bCs/>
+                <w:sz w:val="22"/>
+                <w:szCs w:val="22"/>
+              </w:rPr>
+              <w:t>{{total}}</w:t>
+            </w:r>
+          </w:p>
+        </w:tc>
+      </w:tr>
+      <w:tr>
+        <w:trPr>
+          <w:cantSplit/>
+        </w:trPr>
+        <w:tc>
+          <w:tcPr>
+            <w:tcW w:w="1701" w:type="dxa"/>
+            <w:tcBorders>
+              <w:top w:val="single" w:sz="12" w:space="0" w:color="1394B1"/>
+            </w:tcBorders>
+            <w:tcMar>
               <w:top w:w="90" w:type="dxa"/>
               <w:left w:w="0" w:type="dxa"/>
               <w:bottom w:w="70" w:type="dxa"/>
@@ -2218,8 +2016,30 @@
           </w:tcPr>
           <w:p>
             <w:pPr>
-              <w:keepNext/>
-              <w:keepLines/>
+              <w:widowControl w:val="0"/>
+              <w:jc w:val="right"/>
+              <w:rPr>
+                <w:rFonts w:ascii="Tahoma" w:hAnsi="Tahoma" w:cs="Tahoma"/>
+              </w:rPr>
+            </w:pPr>
+          </w:p>
+        </w:tc>
+        <w:tc>
+          <w:tcPr>
+            <w:tcW w:w="1985" w:type="dxa"/>
+            <w:tcBorders>
+              <w:top w:val="single" w:sz="12" w:space="0" w:color="1394B1"/>
+            </w:tcBorders>
+            <w:tcMar>
+              <w:top w:w="90" w:type="dxa"/>
+              <w:left w:w="0" w:type="dxa"/>
+              <w:bottom w:w="70" w:type="dxa"/>
+              <w:right w:w="140" w:type="dxa"/>
+            </w:tcMar>
+          </w:tcPr>
+          <w:p>
+            <w:pPr>
+              <w:widowControl w:val="0"/>
               <w:jc w:val="right"/>
               <w:rPr>
                 <w:rFonts w:ascii="Tahoma" w:hAnsi="Tahoma" w:cs="Tahoma"/>
@@ -2268,6 +2088,47 @@
           <w:bCs/>
           <w:sz w:val="16"/>
           <w:szCs w:val="16"/>
+        </w:rPr>
+      </w:pPr>
+    </w:p>
+    <w:p>
+      <w:pPr>
+        <w:widowControl w:val="0"/>
+        <w:spacing w:before="240" w:after="90"/>
+        <w:rPr>
+          <w:rFonts w:ascii="Tahoma" w:hAnsi="Tahoma" w:cs="Tahoma"/>
+          <w:b/>
+          <w:bCs/>
+          <w:sz w:val="19"/>
+          <w:szCs w:val="19"/>
+        </w:rPr>
+      </w:pPr>
+    </w:p>
+    <w:p>
+      <w:pPr>
+        <w:keepNext/>
+        <w:keepLines/>
+        <w:spacing w:before="240" w:after="90"/>
+        <w:rPr>
+          <w:rFonts w:ascii="Tahoma" w:hAnsi="Tahoma" w:cs="Tahoma"/>
+          <w:b/>
+          <w:bCs/>
+          <w:sz w:val="19"/>
+          <w:szCs w:val="19"/>
+        </w:rPr>
+      </w:pPr>
+    </w:p>
+    <w:p>
+      <w:pPr>
+        <w:keepNext/>
+        <w:keepLines/>
+        <w:spacing w:before="240" w:after="90"/>
+        <w:rPr>
+          <w:rFonts w:ascii="Tahoma" w:hAnsi="Tahoma" w:cs="Tahoma"/>
+          <w:b/>
+          <w:bCs/>
+          <w:sz w:val="19"/>
+          <w:szCs w:val="19"/>
         </w:rPr>
       </w:pPr>
     </w:p>
@@ -2426,21 +2287,7 @@
               <w:rPr>
                 <w:rFonts w:ascii="Tahoma" w:hAnsi="Tahoma" w:cs="Tahoma"/>
               </w:rPr>
-              <w:t>{{</w:t>
-            </w:r>
-            <w:proofErr w:type="spellStart"/>
-            <w:r>
-              <w:rPr>
-                <w:rFonts w:ascii="Tahoma" w:hAnsi="Tahoma" w:cs="Tahoma"/>
-              </w:rPr>
-              <w:t>forma_de_pago</w:t>
-            </w:r>
-            <w:proofErr w:type="spellEnd"/>
-            <w:r>
-              <w:rPr>
-                <w:rFonts w:ascii="Tahoma" w:hAnsi="Tahoma" w:cs="Tahoma"/>
-              </w:rPr>
-              <w:t>}}</w:t>
+              <w:t>{{forma_de_pago}}</w:t>
             </w:r>
           </w:p>
         </w:tc>
@@ -2486,21 +2333,7 @@
               <w:rPr>
                 <w:rFonts w:ascii="Tahoma" w:hAnsi="Tahoma" w:cs="Tahoma"/>
               </w:rPr>
-              <w:t>{{</w:t>
-            </w:r>
-            <w:proofErr w:type="spellStart"/>
-            <w:r>
-              <w:rPr>
-                <w:rFonts w:ascii="Tahoma" w:hAnsi="Tahoma" w:cs="Tahoma"/>
-              </w:rPr>
-              <w:t>tiempo_entrega</w:t>
-            </w:r>
-            <w:proofErr w:type="spellEnd"/>
-            <w:r>
-              <w:rPr>
-                <w:rFonts w:ascii="Tahoma" w:hAnsi="Tahoma" w:cs="Tahoma"/>
-              </w:rPr>
-              <w:t>}} días.</w:t>
+              <w:t>{{tiempo_entrega}} días.</w:t>
             </w:r>
           </w:p>
         </w:tc>
@@ -2627,29 +2460,7 @@
           <w:sz w:val="19"/>
           <w:szCs w:val="19"/>
         </w:rPr>
-        <w:t xml:space="preserve">{%p </w:t>
-      </w:r>
-      <w:proofErr w:type="spellStart"/>
-      <w:r>
-        <w:rPr>
-          <w:rFonts w:ascii="Tahoma" w:hAnsi="Tahoma" w:cs="Tahoma"/>
-          <w:b/>
-          <w:bCs/>
-          <w:sz w:val="19"/>
-          <w:szCs w:val="19"/>
-        </w:rPr>
-        <w:t>if</w:t>
-      </w:r>
-      <w:proofErr w:type="spellEnd"/>
-      <w:r>
-        <w:rPr>
-          <w:rFonts w:ascii="Tahoma" w:hAnsi="Tahoma" w:cs="Tahoma"/>
-          <w:b/>
-          <w:bCs/>
-          <w:sz w:val="19"/>
-          <w:szCs w:val="19"/>
-        </w:rPr>
-        <w:t xml:space="preserve"> notas %}</w:t>
+        <w:t>{%p if notas %}</w:t>
       </w:r>
     </w:p>
     <w:p>
@@ -2711,29 +2522,7 @@
           <w:sz w:val="19"/>
           <w:szCs w:val="19"/>
         </w:rPr>
-        <w:t xml:space="preserve">{%p </w:t>
-      </w:r>
-      <w:proofErr w:type="spellStart"/>
-      <w:r>
-        <w:rPr>
-          <w:rFonts w:ascii="Tahoma" w:hAnsi="Tahoma" w:cs="Tahoma"/>
-          <w:b/>
-          <w:bCs/>
-          <w:sz w:val="19"/>
-          <w:szCs w:val="19"/>
-        </w:rPr>
-        <w:t>endif</w:t>
-      </w:r>
-      <w:proofErr w:type="spellEnd"/>
-      <w:r>
-        <w:rPr>
-          <w:rFonts w:ascii="Tahoma" w:hAnsi="Tahoma" w:cs="Tahoma"/>
-          <w:b/>
-          <w:bCs/>
-          <w:sz w:val="19"/>
-          <w:szCs w:val="19"/>
-        </w:rPr>
-        <w:t xml:space="preserve"> %}</w:t>
+        <w:t>{%p endif %}</w:t>
       </w:r>
     </w:p>
     <w:p>
@@ -2782,21 +2571,7 @@
         <w:rPr>
           <w:rFonts w:ascii="Tahoma" w:hAnsi="Tahoma" w:cs="Tahoma"/>
         </w:rPr>
-        <w:t xml:space="preserve">{{cargo}} – </w:t>
-      </w:r>
-      <w:proofErr w:type="spellStart"/>
-      <w:r>
-        <w:rPr>
-          <w:rFonts w:ascii="Tahoma" w:hAnsi="Tahoma" w:cs="Tahoma"/>
-        </w:rPr>
-        <w:t>Proios</w:t>
-      </w:r>
-      <w:proofErr w:type="spellEnd"/>
-      <w:r>
-        <w:rPr>
-          <w:rFonts w:ascii="Tahoma" w:hAnsi="Tahoma" w:cs="Tahoma"/>
-        </w:rPr>
-        <w:t xml:space="preserve"> S.A.</w:t>
+        <w:t>{{cargo}} – Proios S.A.</w:t>
       </w:r>
     </w:p>
     <w:p>
@@ -2811,21 +2586,7 @@
         <w:rPr>
           <w:rFonts w:ascii="Tahoma" w:hAnsi="Tahoma" w:cs="Tahoma"/>
         </w:rPr>
-        <w:t>{{</w:t>
-      </w:r>
-      <w:proofErr w:type="spellStart"/>
-      <w:r>
-        <w:rPr>
-          <w:rFonts w:ascii="Tahoma" w:hAnsi="Tahoma" w:cs="Tahoma"/>
-        </w:rPr>
-        <w:t>firmante_email</w:t>
-      </w:r>
-      <w:proofErr w:type="spellEnd"/>
-      <w:r>
-        <w:rPr>
-          <w:rFonts w:ascii="Tahoma" w:hAnsi="Tahoma" w:cs="Tahoma"/>
-        </w:rPr>
-        <w:t>}}</w:t>
+        <w:t>{{firmante_email}}</w:t>
       </w:r>
     </w:p>
     <w:p>
@@ -2892,23 +2653,7 @@
         <w:sz w:val="14"/>
         <w:szCs w:val="14"/>
       </w:rPr>
-      <w:t>Proios S.A. · Comodoro Pedro Zanni 351, 5.º Piso – 503 LN, Buenos Aires (C1104</w:t>
-    </w:r>
-    <w:proofErr w:type="gramStart"/>
-    <w:r>
-      <w:rPr>
-        <w:sz w:val="14"/>
-        <w:szCs w:val="14"/>
-      </w:rPr>
-      <w:t>AAH)  ·</w:t>
-    </w:r>
-    <w:proofErr w:type="gramEnd"/>
-    <w:r>
-      <w:rPr>
-        <w:sz w:val="14"/>
-        <w:szCs w:val="14"/>
-      </w:rPr>
-      <w:t xml:space="preserve">  info@proios.com  ·  www.proios.com</w:t>
+      <w:t>Proios S.A. · Comodoro Pedro Zanni 351, 5.º Piso – 503 LN, Buenos Aires (C1104AAH)  ·  info@proios.com  ·  www.proios.com</w:t>
     </w:r>
     <w:r>
       <w:rPr>

--- a/backend/apps/operaciones/templates/Proios_Cotizacion_Servicios_TEMPLATE_ES.docx
+++ b/backend/apps/operaciones/templates/Proios_Cotizacion_Servicios_TEMPLATE_ES.docx
@@ -352,26 +352,6 @@
           <w:rFonts w:ascii="Tahoma" w:hAnsi="Tahoma" w:cs="Tahoma"/>
         </w:rPr>
       </w:pPr>
-      <w:r>
-        <w:rPr>
-          <w:rFonts w:ascii="Tahoma" w:hAnsi="Tahoma" w:cs="Tahoma"/>
-          <w:b/>
-          <w:bCs/>
-          <w:sz w:val="16"/>
-          <w:szCs w:val="16"/>
-        </w:rPr>
-        <w:t>Í</w:t>
-      </w:r>
-      <w:r>
-        <w:rPr>
-          <w:rFonts w:ascii="Tahoma" w:hAnsi="Tahoma" w:cs="Tahoma"/>
-          <w:b/>
-          <w:bCs/>
-          <w:sz w:val="16"/>
-          <w:szCs w:val="16"/>
-        </w:rPr>
-        <w:t>TEMS</w:t>
-      </w:r>
     </w:p>
     <w:tbl>
       <w:tblPr>
@@ -418,17 +398,7 @@
                 <w:sz w:val="17"/>
                 <w:szCs w:val="17"/>
               </w:rPr>
-              <w:t>Descri</w:t>
-            </w:r>
-            <w:r>
-              <w:rPr>
-                <w:rFonts w:ascii="Tahoma" w:hAnsi="Tahoma" w:cs="Tahoma"/>
-                <w:b/>
-                <w:bCs/>
-                <w:sz w:val="17"/>
-                <w:szCs w:val="17"/>
-              </w:rPr>
-              <w:t>oción</w:t>
+              <w:t>DESCRIPCIÓN</w:t>
             </w:r>
           </w:p>
         </w:tc>
